--- a/generated/BEISPIEL_ausgabe/Sanierungsplan.docx
+++ b/generated/BEISPIEL_ausgabe/Sanierungsplan.docx
@@ -32,7 +32,7 @@
         <w:br/>
         <w:t>Objekt:</w:t>
         <w:tab/>
-        <w:t xml:space="preserve">Asbestsanierung Küche 3 Zi.Whg. 2.OG </w:t>
+        <w:t xml:space="preserve">MFH Asbestsanierung Küche 3 Zi.Whg. 2.OG mit langem Beschreibungstext </w:t>
         <w:tab/>
         <w:t>Name/Vorname: Max Muster</w:t>
         <w:br/>
@@ -330,7 +330,7 @@
         </w:rPr>
         <w:t>Schadstoffart, Lage und Menge</w:t>
         <w:br/>
-        <w:t xml:space="preserve">Art        Asbesthaltiger Klebemörtel auf Wandfliesen </w:t>
+        <w:t xml:space="preserve">Art        Asbesthaltiger Klebemörtel </w:t>
         <w:tab/>
         <w:tab/>
         <w:t>Menge</w:t>
@@ -473,7 +473,6 @@
         <w:t xml:space="preserve">Jakson Da Costa 756.1111.2222.33, </w:t>
         <w:tab/>
         <w:tab/>
-        <w:t>Anna Beispiel 756.4444.5555.66</w:t>
       </w:r>
     </w:p>
     <w:p>
